--- a/02-runbook.docx
+++ b/02-runbook.docx
@@ -2,7 +2,7 @@
 <file path=word/document.xml><?xml version="1.0" encoding="utf-8"?>
 <w:document xmlns:w="http://schemas.openxmlformats.org/wordprocessingml/2006/main" xmlns:m="http://schemas.openxmlformats.org/officeDocument/2006/math" xmlns:r="http://schemas.openxmlformats.org/officeDocument/2006/relationships" xmlns:o="urn:schemas-microsoft-com:office:office" xmlns:v="urn:schemas-microsoft-com:vml" xmlns:w10="urn:schemas-microsoft-com:office:word" xmlns:a="http://schemas.openxmlformats.org/drawingml/2006/main" xmlns:pic="http://schemas.openxmlformats.org/drawingml/2006/picture" xmlns:wp="http://schemas.openxmlformats.org/drawingml/2006/wordprocessingDrawing">
   <w:body>
-    <w:bookmarkStart w:id="32" w:name="X3bc23d800e27a695c5f5abac77a367b3bb36dee"/>
+    <w:bookmarkStart w:id="33" w:name="X3bc23d800e27a695c5f5abac77a367b3bb36dee"/>
     <w:p>
       <w:pPr>
         <w:pStyle w:val="Heading1"/>
@@ -645,7 +645,758 @@
       </w:r>
     </w:p>
     <w:bookmarkEnd w:id="21"/>
-    <w:bookmarkStart w:id="22" w:name="find-the-change"/>
+    <w:bookmarkStart w:id="22" w:name="triage-levels-namespace-workload-pod"/>
+    <w:p>
+      <w:pPr>
+        <w:pStyle w:val="Heading2"/>
+      </w:pPr>
+      <w:r>
+        <w:t xml:space="preserve">Triage levels: namespace → workload → pod</w:t>
+      </w:r>
+    </w:p>
+    <w:p>
+      <w:pPr>
+        <w:pStyle w:val="FirstParagraph"/>
+      </w:pPr>
+      <w:r>
+        <w:t xml:space="preserve">Zoom in one level at a time. Each level answers a narrower question and names the next command.</w:t>
+      </w:r>
+    </w:p>
+    <w:tbl>
+      <w:tblPr>
+        <w:tblStyle w:val="Table"/>
+        <w:tblW w:type="pct" w:w="5000"/>
+        <w:tblLook w:firstRow="1" w:lastRow="0" w:firstColumn="0" w:lastColumn="0" w:noHBand="0" w:noVBand="0" w:val="0020"/>
+        <w:jc w:val="start"/>
+      </w:tblPr>
+      <w:tblGrid>
+        <w:gridCol w:w="1980"/>
+        <w:gridCol w:w="1980"/>
+        <w:gridCol w:w="1980"/>
+        <w:gridCol w:w="1980"/>
+      </w:tblGrid>
+      <w:tr>
+        <w:trPr>
+          <w:tblHeader w:val="true"/>
+        </w:trPr>
+        <w:tc>
+          <w:tcPr/>
+          <w:p>
+            <w:pPr>
+              <w:pStyle w:val="Compact"/>
+              <w:jc w:val="left"/>
+            </w:pPr>
+            <w:r>
+              <w:t xml:space="preserve">Level</w:t>
+            </w:r>
+          </w:p>
+        </w:tc>
+        <w:tc>
+          <w:tcPr/>
+          <w:p>
+            <w:pPr>
+              <w:pStyle w:val="Compact"/>
+              <w:jc w:val="left"/>
+            </w:pPr>
+            <w:r>
+              <w:t xml:space="preserve">Command</w:t>
+            </w:r>
+          </w:p>
+        </w:tc>
+        <w:tc>
+          <w:tcPr/>
+          <w:p>
+            <w:pPr>
+              <w:pStyle w:val="Compact"/>
+              <w:jc w:val="left"/>
+            </w:pPr>
+            <w:r>
+              <w:t xml:space="preserve">Answers</w:t>
+            </w:r>
+          </w:p>
+        </w:tc>
+        <w:tc>
+          <w:tcPr/>
+          <w:p>
+            <w:pPr>
+              <w:pStyle w:val="Compact"/>
+              <w:jc w:val="left"/>
+            </w:pPr>
+            <w:r>
+              <w:t xml:space="preserve">You get</w:t>
+            </w:r>
+          </w:p>
+        </w:tc>
+      </w:tr>
+      <w:tr>
+        <w:tc>
+          <w:tcPr/>
+          <w:p>
+            <w:pPr>
+              <w:pStyle w:val="Compact"/>
+              <w:jc w:val="left"/>
+            </w:pPr>
+            <w:r>
+              <w:t xml:space="preserve">Cluster</w:t>
+            </w:r>
+          </w:p>
+        </w:tc>
+        <w:tc>
+          <w:tcPr/>
+          <w:p>
+            <w:pPr>
+              <w:pStyle w:val="Compact"/>
+              <w:jc w:val="left"/>
+            </w:pPr>
+            <w:r>
+              <w:rPr>
+                <w:rStyle w:val="VerbatimChar"/>
+              </w:rPr>
+              <w:t xml:space="preserve">kscan</w:t>
+            </w:r>
+          </w:p>
+        </w:tc>
+        <w:tc>
+          <w:tcPr/>
+          <w:p>
+            <w:pPr>
+              <w:pStyle w:val="Compact"/>
+              <w:jc w:val="left"/>
+            </w:pPr>
+            <w:r>
+              <w:t xml:space="preserve">which app namespaces have problems</w:t>
+            </w:r>
+          </w:p>
+        </w:tc>
+        <w:tc>
+          <w:tcPr/>
+          <w:p>
+            <w:pPr>
+              <w:pStyle w:val="Compact"/>
+              <w:jc w:val="left"/>
+            </w:pPr>
+            <w:r>
+              <w:t xml:space="preserve">per namespace: bad, pending, OOM, warnings, services without endpoints</w:t>
+            </w:r>
+          </w:p>
+        </w:tc>
+      </w:tr>
+      <w:tr>
+        <w:tc>
+          <w:tcPr/>
+          <w:p>
+            <w:pPr>
+              <w:pStyle w:val="Compact"/>
+              <w:jc w:val="left"/>
+            </w:pPr>
+            <w:r>
+              <w:t xml:space="preserve">Namespace</w:t>
+            </w:r>
+          </w:p>
+        </w:tc>
+        <w:tc>
+          <w:tcPr/>
+          <w:p>
+            <w:pPr>
+              <w:pStyle w:val="Compact"/>
+              <w:jc w:val="left"/>
+            </w:pPr>
+            <w:r>
+              <w:rPr>
+                <w:rStyle w:val="VerbatimChar"/>
+              </w:rPr>
+              <w:t xml:space="preserve">ktriage &lt;ns&gt;</w:t>
+            </w:r>
+          </w:p>
+        </w:tc>
+        <w:tc>
+          <w:tcPr/>
+          <w:p>
+            <w:pPr>
+              <w:pStyle w:val="Compact"/>
+              <w:jc w:val="left"/>
+            </w:pPr>
+            <w:r>
+              <w:t xml:space="preserve">is anything in this namespace broken that Kubernetes/Istio already reports</w:t>
+            </w:r>
+          </w:p>
+        </w:tc>
+        <w:tc>
+          <w:tcPr/>
+          <w:p>
+            <w:pPr>
+              <w:pStyle w:val="Compact"/>
+              <w:jc w:val="left"/>
+            </w:pPr>
+            <w:r>
+              <w:t xml:space="preserve">unready/pending/OOM pods, unavailable deploys, empty services, warnings, Istio objects + analyze, Helm</w:t>
+            </w:r>
+          </w:p>
+        </w:tc>
+      </w:tr>
+      <w:tr>
+        <w:tc>
+          <w:tcPr/>
+          <w:p>
+            <w:pPr>
+              <w:pStyle w:val="Compact"/>
+              <w:jc w:val="left"/>
+            </w:pPr>
+            <w:r>
+              <w:t xml:space="preserve">Workload</w:t>
+            </w:r>
+          </w:p>
+        </w:tc>
+        <w:tc>
+          <w:tcPr/>
+          <w:p>
+            <w:pPr>
+              <w:pStyle w:val="Compact"/>
+              <w:jc w:val="left"/>
+            </w:pPr>
+            <w:r>
+              <w:rPr>
+                <w:rStyle w:val="VerbatimChar"/>
+              </w:rPr>
+              <w:t xml:space="preserve">kwork &lt;deploy&gt; &lt;ns&gt;</w:t>
+            </w:r>
+            <w:r>
+              <w:t xml:space="preserve"> </w:t>
+            </w:r>
+            <w:r>
+              <w:t xml:space="preserve">(or</w:t>
+            </w:r>
+            <w:r>
+              <w:t xml:space="preserve"> </w:t>
+            </w:r>
+            <w:r>
+              <w:rPr>
+                <w:rStyle w:val="VerbatimChar"/>
+              </w:rPr>
+              <w:t xml:space="preserve">sts/&lt;name&gt;</w:t>
+            </w:r>
+            <w:r>
+              <w:t xml:space="preserve">,</w:t>
+            </w:r>
+            <w:r>
+              <w:t xml:space="preserve"> </w:t>
+            </w:r>
+            <w:r>
+              <w:rPr>
+                <w:rStyle w:val="VerbatimChar"/>
+              </w:rPr>
+              <w:t xml:space="preserve">ds/&lt;name&gt;</w:t>
+            </w:r>
+            <w:r>
+              <w:t xml:space="preserve">)</w:t>
+            </w:r>
+          </w:p>
+        </w:tc>
+        <w:tc>
+          <w:tcPr/>
+          <w:p>
+            <w:pPr>
+              <w:pStyle w:val="Compact"/>
+              <w:jc w:val="left"/>
+            </w:pPr>
+            <w:r>
+              <w:t xml:space="preserve">is this service healthy as a whole; is the problem one pod, one node, one version</w:t>
+            </w:r>
+          </w:p>
+        </w:tc>
+        <w:tc>
+          <w:tcPr/>
+          <w:p>
+            <w:pPr>
+              <w:pStyle w:val="Compact"/>
+              <w:jc w:val="left"/>
+            </w:pPr>
+            <w:r>
+              <w:t xml:space="preserve">rollout status + conditions, images, revision, Helm release, every pod (ready, restarts, last exit, revision hash, version, node), spread per node and revision, resources + probes, HPA/PDB, Services and ready endpoints, warnings</w:t>
+            </w:r>
+          </w:p>
+        </w:tc>
+      </w:tr>
+      <w:tr>
+        <w:tc>
+          <w:tcPr/>
+          <w:p>
+            <w:pPr>
+              <w:pStyle w:val="Compact"/>
+              <w:jc w:val="left"/>
+            </w:pPr>
+            <w:r>
+              <w:t xml:space="preserve">Pod</w:t>
+            </w:r>
+          </w:p>
+        </w:tc>
+        <w:tc>
+          <w:tcPr/>
+          <w:p>
+            <w:pPr>
+              <w:pStyle w:val="Compact"/>
+              <w:jc w:val="left"/>
+            </w:pPr>
+            <w:r>
+              <w:rPr>
+                <w:rStyle w:val="VerbatimChar"/>
+              </w:rPr>
+              <w:t xml:space="preserve">kpod &lt;pod&gt; &lt;ns&gt;</w:t>
+            </w:r>
+          </w:p>
+        </w:tc>
+        <w:tc>
+          <w:tcPr/>
+          <w:p>
+            <w:pPr>
+              <w:pStyle w:val="Compact"/>
+              <w:jc w:val="left"/>
+            </w:pPr>
+            <w:r>
+              <w:t xml:space="preserve">why this pod is unhealthy</w:t>
+            </w:r>
+          </w:p>
+        </w:tc>
+        <w:tc>
+          <w:tcPr/>
+          <w:p>
+            <w:pPr>
+              <w:pStyle w:val="Compact"/>
+              <w:jc w:val="left"/>
+            </w:pPr>
+            <w:r>
+              <w:t xml:space="preserve">phase, node, QoS, owner, conditions with reasons, each container’s state + last exit code, resources + probes, pod events, app logs (previous container if restarted), sidecar access-log errors</w:t>
+            </w:r>
+          </w:p>
+        </w:tc>
+      </w:tr>
+    </w:tbl>
+    <w:p>
+      <w:pPr>
+        <w:pStyle w:val="BodyText"/>
+      </w:pPr>
+      <w:r>
+        <w:rPr>
+          <w:bCs/>
+          <w:b/>
+        </w:rPr>
+        <w:t xml:space="preserve">Reading</w:t>
+      </w:r>
+      <w:r>
+        <w:rPr>
+          <w:bCs/>
+          <w:b/>
+        </w:rPr>
+        <w:t xml:space="preserve"> </w:t>
+      </w:r>
+      <w:r>
+        <w:rPr>
+          <w:rStyle w:val="VerbatimChar"/>
+          <w:bCs/>
+          <w:b/>
+        </w:rPr>
+        <w:t xml:space="preserve">kwork</w:t>
+      </w:r>
+      <w:r>
+        <w:rPr>
+          <w:bCs/>
+          <w:b/>
+        </w:rPr>
+        <w:t xml:space="preserve">.</w:t>
+      </w:r>
+    </w:p>
+    <w:p>
+      <w:pPr>
+        <w:numPr>
+          <w:ilvl w:val="0"/>
+          <w:numId w:val="1005"/>
+        </w:numPr>
+        <w:pStyle w:val="Compact"/>
+      </w:pPr>
+      <w:r>
+        <w:t xml:space="preserve">Pods split across two revision hashes with only the new one failing → bad release; check</w:t>
+      </w:r>
+      <w:r>
+        <w:t xml:space="preserve"> </w:t>
+      </w:r>
+      <w:r>
+        <w:rPr>
+          <w:rStyle w:val="VerbatimChar"/>
+        </w:rPr>
+        <w:t xml:space="preserve">krhist</w:t>
+      </w:r>
+      <w:r>
+        <w:t xml:space="preserve"> </w:t>
+      </w:r>
+      <w:r>
+        <w:t xml:space="preserve">and the new image.</w:t>
+      </w:r>
+    </w:p>
+    <w:p>
+      <w:pPr>
+        <w:numPr>
+          <w:ilvl w:val="0"/>
+          <w:numId w:val="1005"/>
+        </w:numPr>
+        <w:pStyle w:val="Compact"/>
+      </w:pPr>
+      <w:r>
+        <w:t xml:space="preserve">One node holds all failing pods → node problem;</w:t>
+      </w:r>
+      <w:r>
+        <w:t xml:space="preserve"> </w:t>
+      </w:r>
+      <w:r>
+        <w:rPr>
+          <w:rStyle w:val="VerbatimChar"/>
+        </w:rPr>
+        <w:t xml:space="preserve">knodes</w:t>
+      </w:r>
+      <w:r>
+        <w:t xml:space="preserve">,</w:t>
+      </w:r>
+      <w:r>
+        <w:t xml:space="preserve"> </w:t>
+      </w:r>
+      <w:r>
+        <w:rPr>
+          <w:rStyle w:val="VerbatimChar"/>
+        </w:rPr>
+        <w:t xml:space="preserve">kalloc</w:t>
+      </w:r>
+      <w:r>
+        <w:t xml:space="preserve">.</w:t>
+      </w:r>
+    </w:p>
+    <w:p>
+      <w:pPr>
+        <w:numPr>
+          <w:ilvl w:val="0"/>
+          <w:numId w:val="1005"/>
+        </w:numPr>
+        <w:pStyle w:val="Compact"/>
+      </w:pPr>
+      <w:r>
+        <w:t xml:space="preserve">ready &lt; desired and a PDB with</w:t>
+      </w:r>
+      <w:r>
+        <w:t xml:space="preserve"> </w:t>
+      </w:r>
+      <w:r>
+        <w:rPr>
+          <w:rStyle w:val="VerbatimChar"/>
+        </w:rPr>
+        <w:t xml:space="preserve">ALLOWED 0</w:t>
+      </w:r>
+      <w:r>
+        <w:t xml:space="preserve"> </w:t>
+      </w:r>
+      <w:r>
+        <w:t xml:space="preserve">→ rollout blocked by the PDB.</w:t>
+      </w:r>
+    </w:p>
+    <w:p>
+      <w:pPr>
+        <w:numPr>
+          <w:ilvl w:val="0"/>
+          <w:numId w:val="1005"/>
+        </w:numPr>
+        <w:pStyle w:val="Compact"/>
+      </w:pPr>
+      <w:r>
+        <w:t xml:space="preserve">A Service shows</w:t>
+      </w:r>
+      <w:r>
+        <w:t xml:space="preserve"> </w:t>
+      </w:r>
+      <w:r>
+        <w:rPr>
+          <w:rStyle w:val="VerbatimChar"/>
+        </w:rPr>
+        <w:t xml:space="preserve">2/6</w:t>
+      </w:r>
+      <w:r>
+        <w:t xml:space="preserve"> </w:t>
+      </w:r>
+      <w:r>
+        <w:t xml:space="preserve">ready endpoints → callers see</w:t>
+      </w:r>
+      <w:r>
+        <w:t xml:space="preserve"> </w:t>
+      </w:r>
+      <w:r>
+        <w:rPr>
+          <w:rStyle w:val="VerbatimChar"/>
+        </w:rPr>
+        <w:t xml:space="preserve">UH</w:t>
+      </w:r>
+      <w:r>
+        <w:t xml:space="preserve"> </w:t>
+      </w:r>
+      <w:r>
+        <w:t xml:space="preserve">/ 503 under load.</w:t>
+      </w:r>
+    </w:p>
+    <w:p>
+      <w:pPr>
+        <w:numPr>
+          <w:ilvl w:val="0"/>
+          <w:numId w:val="1005"/>
+        </w:numPr>
+        <w:pStyle w:val="Compact"/>
+      </w:pPr>
+      <w:r>
+        <w:t xml:space="preserve">Probe timeout 1 s on a slow endpoint → flapping readiness under load.</w:t>
+      </w:r>
+    </w:p>
+    <w:p>
+      <w:pPr>
+        <w:pStyle w:val="FirstParagraph"/>
+      </w:pPr>
+      <w:r>
+        <w:rPr>
+          <w:bCs/>
+          <w:b/>
+        </w:rPr>
+        <w:t xml:space="preserve">Reading</w:t>
+      </w:r>
+      <w:r>
+        <w:rPr>
+          <w:bCs/>
+          <w:b/>
+        </w:rPr>
+        <w:t xml:space="preserve"> </w:t>
+      </w:r>
+      <w:r>
+        <w:rPr>
+          <w:rStyle w:val="VerbatimChar"/>
+          <w:bCs/>
+          <w:b/>
+        </w:rPr>
+        <w:t xml:space="preserve">kpod</w:t>
+      </w:r>
+      <w:r>
+        <w:rPr>
+          <w:bCs/>
+          <w:b/>
+        </w:rPr>
+        <w:t xml:space="preserve">.</w:t>
+      </w:r>
+    </w:p>
+    <w:p>
+      <w:pPr>
+        <w:numPr>
+          <w:ilvl w:val="0"/>
+          <w:numId w:val="1006"/>
+        </w:numPr>
+        <w:pStyle w:val="Compact"/>
+      </w:pPr>
+      <w:r>
+        <w:rPr>
+          <w:rStyle w:val="VerbatimChar"/>
+        </w:rPr>
+        <w:t xml:space="preserve">last exit: OOMKilled/exit 137</w:t>
+      </w:r>
+      <w:r>
+        <w:t xml:space="preserve"> </w:t>
+      </w:r>
+      <w:r>
+        <w:t xml:space="preserve">→ memory limit; compare with</w:t>
+      </w:r>
+      <w:r>
+        <w:t xml:space="preserve"> </w:t>
+      </w:r>
+      <w:r>
+        <w:rPr>
+          <w:rStyle w:val="VerbatimChar"/>
+        </w:rPr>
+        <w:t xml:space="preserve">ktop</w:t>
+      </w:r>
+      <w:r>
+        <w:t xml:space="preserve"> </w:t>
+      </w:r>
+      <w:r>
+        <w:t xml:space="preserve">and the app’s heap settings.</w:t>
+      </w:r>
+    </w:p>
+    <w:p>
+      <w:pPr>
+        <w:numPr>
+          <w:ilvl w:val="0"/>
+          <w:numId w:val="1006"/>
+        </w:numPr>
+        <w:pStyle w:val="Compact"/>
+      </w:pPr>
+      <w:r>
+        <w:rPr>
+          <w:rStyle w:val="VerbatimChar"/>
+        </w:rPr>
+        <w:t xml:space="preserve">last exit: Error/exit 1</w:t>
+      </w:r>
+      <w:r>
+        <w:t xml:space="preserve"> </w:t>
+      </w:r>
+      <w:r>
+        <w:t xml:space="preserve">→ app crashed; the previous-container log above it shows why.</w:t>
+      </w:r>
+    </w:p>
+    <w:p>
+      <w:pPr>
+        <w:numPr>
+          <w:ilvl w:val="0"/>
+          <w:numId w:val="1006"/>
+        </w:numPr>
+        <w:pStyle w:val="Compact"/>
+      </w:pPr>
+      <w:r>
+        <w:rPr>
+          <w:rStyle w:val="VerbatimChar"/>
+        </w:rPr>
+        <w:t xml:space="preserve">WAITING=CrashLoopBackOff</w:t>
+      </w:r>
+      <w:r>
+        <w:t xml:space="preserve"> </w:t>
+      </w:r>
+      <w:r>
+        <w:t xml:space="preserve">with exit 0 → the process exits normally but shouldn’t (missing config, wrong command).</w:t>
+      </w:r>
+    </w:p>
+    <w:p>
+      <w:pPr>
+        <w:numPr>
+          <w:ilvl w:val="0"/>
+          <w:numId w:val="1006"/>
+        </w:numPr>
+        <w:pStyle w:val="Compact"/>
+      </w:pPr>
+      <w:r>
+        <w:rPr>
+          <w:rStyle w:val="VerbatimChar"/>
+        </w:rPr>
+        <w:t xml:space="preserve">Ready=False (ContainersNotReady)</w:t>
+      </w:r>
+      <w:r>
+        <w:t xml:space="preserve"> </w:t>
+      </w:r>
+      <w:r>
+        <w:t xml:space="preserve">with the app running → readiness probe failing or</w:t>
+      </w:r>
+      <w:r>
+        <w:t xml:space="preserve"> </w:t>
+      </w:r>
+      <w:r>
+        <w:rPr>
+          <w:rStyle w:val="VerbatimChar"/>
+        </w:rPr>
+        <w:t xml:space="preserve">istio-proxy</w:t>
+      </w:r>
+      <w:r>
+        <w:t xml:space="preserve"> </w:t>
+      </w:r>
+      <w:r>
+        <w:t xml:space="preserve">not ready.</w:t>
+      </w:r>
+    </w:p>
+    <w:p>
+      <w:pPr>
+        <w:numPr>
+          <w:ilvl w:val="0"/>
+          <w:numId w:val="1006"/>
+        </w:numPr>
+        <w:pStyle w:val="Compact"/>
+      </w:pPr>
+      <w:r>
+        <w:rPr>
+          <w:rStyle w:val="VerbatimChar"/>
+        </w:rPr>
+        <w:t xml:space="preserve">PodScheduled=False</w:t>
+      </w:r>
+      <w:r>
+        <w:t xml:space="preserve"> </w:t>
+      </w:r>
+      <w:r>
+        <w:t xml:space="preserve">→ go to</w:t>
+      </w:r>
+      <w:r>
+        <w:t xml:space="preserve"> </w:t>
+      </w:r>
+      <w:r>
+        <w:rPr>
+          <w:rStyle w:val="VerbatimChar"/>
+        </w:rPr>
+        <w:t xml:space="preserve">kpending</w:t>
+      </w:r>
+      <w:r>
+        <w:t xml:space="preserve"> </w:t>
+      </w:r>
+      <w:r>
+        <w:t xml:space="preserve">/</w:t>
+      </w:r>
+      <w:r>
+        <w:t xml:space="preserve"> </w:t>
+      </w:r>
+      <w:r>
+        <w:rPr>
+          <w:rStyle w:val="VerbatimChar"/>
+        </w:rPr>
+        <w:t xml:space="preserve">kalloc</w:t>
+      </w:r>
+      <w:r>
+        <w:t xml:space="preserve">.</w:t>
+      </w:r>
+    </w:p>
+    <w:p>
+      <w:pPr>
+        <w:numPr>
+          <w:ilvl w:val="0"/>
+          <w:numId w:val="1006"/>
+        </w:numPr>
+        <w:pStyle w:val="Compact"/>
+      </w:pPr>
+      <w:r>
+        <w:t xml:space="preserve">Pod not found → it was replaced;</w:t>
+      </w:r>
+      <w:r>
+        <w:t xml:space="preserve"> </w:t>
+      </w:r>
+      <w:r>
+        <w:rPr>
+          <w:rStyle w:val="VerbatimChar"/>
+        </w:rPr>
+        <w:t xml:space="preserve">kkib &lt;pod&gt; &lt;ns&gt;</w:t>
+      </w:r>
+      <w:r>
+        <w:t xml:space="preserve"> </w:t>
+      </w:r>
+      <w:r>
+        <w:t xml:space="preserve">still has its logs.</w:t>
+      </w:r>
+    </w:p>
+    <w:p>
+      <w:pPr>
+        <w:pStyle w:val="FirstParagraph"/>
+      </w:pPr>
+      <w:r>
+        <w:t xml:space="preserve">The order is the rule: never start at a pod without</w:t>
+      </w:r>
+      <w:r>
+        <w:t xml:space="preserve"> </w:t>
+      </w:r>
+      <w:r>
+        <w:rPr>
+          <w:rStyle w:val="VerbatimChar"/>
+        </w:rPr>
+        <w:t xml:space="preserve">kwork</w:t>
+      </w:r>
+      <w:r>
+        <w:t xml:space="preserve"> </w:t>
+      </w:r>
+      <w:r>
+        <w:t xml:space="preserve">first. A pod that looks broken is often one of six in the same state, which makes it a workload or dependency problem, not a pod problem.</w:t>
+      </w:r>
+    </w:p>
+    <w:bookmarkEnd w:id="22"/>
+    <w:bookmarkStart w:id="23" w:name="find-the-change"/>
     <w:p>
       <w:pPr>
         <w:pStyle w:val="Heading2"/>
@@ -1408,8 +2159,8 @@
         <w:t xml:space="preserve">Nothing changed on our side → suspect load, data, or an external dependency.</w:t>
       </w:r>
     </w:p>
-    <w:bookmarkEnd w:id="22"/>
-    <w:bookmarkStart w:id="23" w:name="walk-the-request-path"/>
+    <w:bookmarkEnd w:id="23"/>
+    <w:bookmarkStart w:id="24" w:name="walk-the-request-path"/>
     <w:p>
       <w:pPr>
         <w:pStyle w:val="Heading2"/>
@@ -2063,7 +2814,16 @@
               <w:jc w:val="left"/>
             </w:pPr>
             <w:r>
-              <w:t xml:space="preserve">app logs;</w:t>
+              <w:rPr>
+                <w:rStyle w:val="VerbatimChar"/>
+              </w:rPr>
+              <w:t xml:space="preserve">kdeps &lt;deploy&gt; &lt;ns&gt;</w:t>
+            </w:r>
+            <w:r>
+              <w:t xml:space="preserve"> </w:t>
+            </w:r>
+            <w:r>
+              <w:t xml:space="preserve">(what it calls), app logs;</w:t>
             </w:r>
             <w:r>
               <w:t xml:space="preserve"> </w:t>
@@ -2242,8 +3002,8 @@
         <w:t xml:space="preserve"># sidecar + app lines for that request</w:t>
       </w:r>
     </w:p>
-    <w:bookmarkEnd w:id="23"/>
-    <w:bookmarkStart w:id="24" w:name="kibana-datadog-handshake"/>
+    <w:bookmarkEnd w:id="24"/>
+    <w:bookmarkStart w:id="25" w:name="kibana-datadog-handshake"/>
     <w:p>
       <w:pPr>
         <w:pStyle w:val="Heading2"/>
@@ -2521,7 +3281,7 @@
       <w:pPr>
         <w:numPr>
           <w:ilvl w:val="0"/>
-          <w:numId w:val="1005"/>
+          <w:numId w:val="1007"/>
         </w:numPr>
         <w:pStyle w:val="Compact"/>
       </w:pPr>
@@ -2548,7 +3308,7 @@
       <w:pPr>
         <w:numPr>
           <w:ilvl w:val="0"/>
-          <w:numId w:val="1005"/>
+          <w:numId w:val="1007"/>
         </w:numPr>
         <w:pStyle w:val="Compact"/>
       </w:pPr>
@@ -2575,7 +3335,7 @@
       <w:pPr>
         <w:numPr>
           <w:ilvl w:val="0"/>
-          <w:numId w:val="1005"/>
+          <w:numId w:val="1007"/>
         </w:numPr>
         <w:pStyle w:val="Compact"/>
       </w:pPr>
@@ -3028,8 +3788,8 @@
         <w:t xml:space="preserve">), and errors from pods that no longer exist.</w:t>
       </w:r>
     </w:p>
-    <w:bookmarkEnd w:id="24"/>
-    <w:bookmarkStart w:id="25" w:name="http-symptoms-5xx-4xx"/>
+    <w:bookmarkEnd w:id="25"/>
+    <w:bookmarkStart w:id="26" w:name="http-symptoms-5xx-4xx"/>
     <w:p>
       <w:pPr>
         <w:pStyle w:val="Heading2"/>
@@ -4075,8 +4835,8 @@
         <w:t xml:space="preserve">) and app redirect settings for scheme/host.</w:t>
       </w:r>
     </w:p>
-    <w:bookmarkEnd w:id="25"/>
-    <w:bookmarkStart w:id="26" w:name="non-http-symptoms"/>
+    <w:bookmarkEnd w:id="26"/>
+    <w:bookmarkStart w:id="27" w:name="non-http-symptoms"/>
     <w:p>
       <w:pPr>
         <w:pStyle w:val="Heading2"/>
@@ -5086,8 +5846,8 @@
         <w:t xml:space="preserve">).</w:t>
       </w:r>
     </w:p>
-    <w:bookmarkEnd w:id="26"/>
-    <w:bookmarkStart w:id="27" w:name="secrets-and-certificates"/>
+    <w:bookmarkEnd w:id="27"/>
+    <w:bookmarkStart w:id="28" w:name="secrets-and-certificates"/>
     <w:p>
       <w:pPr>
         <w:pStyle w:val="Heading2"/>
@@ -5356,7 +6116,7 @@
       <w:pPr>
         <w:numPr>
           <w:ilvl w:val="0"/>
-          <w:numId w:val="1006"/>
+          <w:numId w:val="1008"/>
         </w:numPr>
         <w:pStyle w:val="Compact"/>
       </w:pPr>
@@ -5377,7 +6137,7 @@
       <w:pPr>
         <w:numPr>
           <w:ilvl w:val="0"/>
-          <w:numId w:val="1006"/>
+          <w:numId w:val="1008"/>
         </w:numPr>
         <w:pStyle w:val="Compact"/>
       </w:pPr>
@@ -5398,7 +6158,7 @@
       <w:pPr>
         <w:numPr>
           <w:ilvl w:val="0"/>
-          <w:numId w:val="1006"/>
+          <w:numId w:val="1008"/>
         </w:numPr>
         <w:pStyle w:val="Compact"/>
       </w:pPr>
@@ -5419,7 +6179,7 @@
       <w:pPr>
         <w:numPr>
           <w:ilvl w:val="0"/>
-          <w:numId w:val="1006"/>
+          <w:numId w:val="1008"/>
         </w:numPr>
         <w:pStyle w:val="Compact"/>
       </w:pPr>
@@ -5440,7 +6200,7 @@
       <w:pPr>
         <w:numPr>
           <w:ilvl w:val="0"/>
-          <w:numId w:val="1006"/>
+          <w:numId w:val="1008"/>
         </w:numPr>
         <w:pStyle w:val="Compact"/>
       </w:pPr>
@@ -5482,7 +6242,7 @@
       <w:pPr>
         <w:numPr>
           <w:ilvl w:val="0"/>
-          <w:numId w:val="1007"/>
+          <w:numId w:val="1009"/>
         </w:numPr>
         <w:pStyle w:val="Compact"/>
       </w:pPr>
@@ -5503,7 +6263,7 @@
       <w:pPr>
         <w:numPr>
           <w:ilvl w:val="0"/>
-          <w:numId w:val="1007"/>
+          <w:numId w:val="1009"/>
         </w:numPr>
         <w:pStyle w:val="Compact"/>
       </w:pPr>
@@ -5557,7 +6317,7 @@
       <w:pPr>
         <w:numPr>
           <w:ilvl w:val="0"/>
-          <w:numId w:val="1007"/>
+          <w:numId w:val="1009"/>
         </w:numPr>
         <w:pStyle w:val="Compact"/>
       </w:pPr>
@@ -5614,7 +6374,7 @@
       <w:pPr>
         <w:numPr>
           <w:ilvl w:val="0"/>
-          <w:numId w:val="1007"/>
+          <w:numId w:val="1009"/>
         </w:numPr>
         <w:pStyle w:val="Compact"/>
       </w:pPr>
@@ -5641,7 +6401,7 @@
       <w:pPr>
         <w:numPr>
           <w:ilvl w:val="0"/>
-          <w:numId w:val="1007"/>
+          <w:numId w:val="1009"/>
         </w:numPr>
         <w:pStyle w:val="Compact"/>
       </w:pPr>
@@ -5747,8 +6507,8 @@
         <w:t xml:space="preserve">.</w:t>
       </w:r>
     </w:p>
-    <w:bookmarkEnd w:id="27"/>
-    <w:bookmarkStart w:id="28" w:name="envoyfilter-and-sidecar-issues"/>
+    <w:bookmarkEnd w:id="28"/>
+    <w:bookmarkStart w:id="29" w:name="envoyfilter-and-sidecar-issues"/>
     <w:p>
       <w:pPr>
         <w:pStyle w:val="Heading2"/>
@@ -6585,8 +7345,8 @@
         </w:tc>
       </w:tr>
     </w:tbl>
-    <w:bookmarkEnd w:id="28"/>
-    <w:bookmarkStart w:id="29" w:name="pods-scheduling-and-rollouts-read-only"/>
+    <w:bookmarkEnd w:id="29"/>
+    <w:bookmarkStart w:id="30" w:name="pods-scheduling-and-rollouts-read-only"/>
     <w:p>
       <w:pPr>
         <w:pStyle w:val="Heading2"/>
@@ -7346,8 +8106,8 @@
         <w:t xml:space="preserve">, image or secret errors on the new ReplicaSet, nowhere to schedule. Diagnosis ends here; the restart or rollback is done by the owner through the pipeline.</w:t>
       </w:r>
     </w:p>
-    <w:bookmarkEnd w:id="29"/>
-    <w:bookmarkStart w:id="30" w:name="command-reference"/>
+    <w:bookmarkEnd w:id="30"/>
+    <w:bookmarkStart w:id="31" w:name="command-reference"/>
     <w:p>
       <w:pPr>
         <w:pStyle w:val="Heading2"/>
@@ -7401,6 +8161,40 @@
           <w:rStyle w:val="VerbatimChar"/>
         </w:rPr>
         <w:t xml:space="preserve">khelp</w:t>
+      </w:r>
+      <w:r>
+        <w:t xml:space="preserve">. Workload and pod triage (</w:t>
+      </w:r>
+      <w:r>
+        <w:rPr>
+          <w:rStyle w:val="VerbatimChar"/>
+        </w:rPr>
+        <w:t xml:space="preserve">kwork</w:t>
+      </w:r>
+      <w:r>
+        <w:t xml:space="preserve">,</w:t>
+      </w:r>
+      <w:r>
+        <w:t xml:space="preserve"> </w:t>
+      </w:r>
+      <w:r>
+        <w:rPr>
+          <w:rStyle w:val="VerbatimChar"/>
+        </w:rPr>
+        <w:t xml:space="preserve">kpod</w:t>
+      </w:r>
+      <w:r>
+        <w:t xml:space="preserve">) are under</w:t>
+      </w:r>
+      <w:r>
+        <w:t xml:space="preserve"> </w:t>
+      </w:r>
+      <w:r>
+        <w:rPr>
+          <w:iCs/>
+          <w:i/>
+        </w:rPr>
+        <w:t xml:space="preserve">Triage levels</w:t>
       </w:r>
       <w:r>
         <w:t xml:space="preserve">. Log platform commands (</w:t>
@@ -10990,8 +11784,8 @@
         </w:tc>
       </w:tr>
     </w:tbl>
-    <w:bookmarkEnd w:id="30"/>
-    <w:bookmarkStart w:id="31" w:name="evidence-and-handoff"/>
+    <w:bookmarkEnd w:id="31"/>
+    <w:bookmarkStart w:id="32" w:name="evidence-and-handoff"/>
     <w:p>
       <w:pPr>
         <w:pStyle w:val="Heading2"/>
@@ -11012,7 +11806,7 @@
       <w:pPr>
         <w:numPr>
           <w:ilvl w:val="0"/>
-          <w:numId w:val="1008"/>
+          <w:numId w:val="1010"/>
         </w:numPr>
         <w:pStyle w:val="Compact"/>
       </w:pPr>
@@ -11053,7 +11847,7 @@
       <w:pPr>
         <w:numPr>
           <w:ilvl w:val="0"/>
-          <w:numId w:val="1008"/>
+          <w:numId w:val="1010"/>
         </w:numPr>
         <w:pStyle w:val="Compact"/>
       </w:pPr>
@@ -11093,7 +11887,7 @@
       <w:pPr>
         <w:numPr>
           <w:ilvl w:val="0"/>
-          <w:numId w:val="1008"/>
+          <w:numId w:val="1010"/>
         </w:numPr>
         <w:pStyle w:val="Compact"/>
       </w:pPr>
@@ -11121,7 +11915,7 @@
       <w:pPr>
         <w:numPr>
           <w:ilvl w:val="0"/>
-          <w:numId w:val="1008"/>
+          <w:numId w:val="1010"/>
         </w:numPr>
         <w:pStyle w:val="Compact"/>
       </w:pPr>
@@ -11215,7 +12009,7 @@
       <w:pPr>
         <w:numPr>
           <w:ilvl w:val="0"/>
-          <w:numId w:val="1008"/>
+          <w:numId w:val="1010"/>
         </w:numPr>
         <w:pStyle w:val="Compact"/>
       </w:pPr>
@@ -11243,7 +12037,7 @@
       <w:pPr>
         <w:numPr>
           <w:ilvl w:val="0"/>
-          <w:numId w:val="1008"/>
+          <w:numId w:val="1010"/>
         </w:numPr>
         <w:pStyle w:val="Compact"/>
       </w:pPr>
@@ -11271,7 +12065,7 @@
       <w:pPr>
         <w:numPr>
           <w:ilvl w:val="0"/>
-          <w:numId w:val="1008"/>
+          <w:numId w:val="1010"/>
         </w:numPr>
         <w:pStyle w:val="Compact"/>
       </w:pPr>
@@ -11342,8 +12136,8 @@
         <w:t xml:space="preserve">metadata only.</w:t>
       </w:r>
     </w:p>
-    <w:bookmarkEnd w:id="31"/>
     <w:bookmarkEnd w:id="32"/>
+    <w:bookmarkEnd w:id="33"/>
     <w:sectPr/>
   </w:body>
 </w:document>
@@ -11878,64 +12672,10 @@
     </w:lvlOverride>
   </w:num>
   <w:num w:numId="1005">
-    <w:abstractNumId w:val="99411"/>
-    <w:lvlOverride w:ilvl="0">
-      <w:startOverride w:val="1"/>
-    </w:lvlOverride>
-    <w:lvlOverride w:ilvl="1">
-      <w:startOverride w:val="1"/>
-    </w:lvlOverride>
-    <w:lvlOverride w:ilvl="2">
-      <w:startOverride w:val="1"/>
-    </w:lvlOverride>
-    <w:lvlOverride w:ilvl="3">
-      <w:startOverride w:val="1"/>
-    </w:lvlOverride>
-    <w:lvlOverride w:ilvl="4">
-      <w:startOverride w:val="1"/>
-    </w:lvlOverride>
-    <w:lvlOverride w:ilvl="5">
-      <w:startOverride w:val="1"/>
-    </w:lvlOverride>
-    <w:lvlOverride w:ilvl="6">
-      <w:startOverride w:val="1"/>
-    </w:lvlOverride>
-    <w:lvlOverride w:ilvl="7">
-      <w:startOverride w:val="1"/>
-    </w:lvlOverride>
-    <w:lvlOverride w:ilvl="8">
-      <w:startOverride w:val="1"/>
-    </w:lvlOverride>
+    <w:abstractNumId w:val="991"/>
   </w:num>
   <w:num w:numId="1006">
-    <w:abstractNumId w:val="99411"/>
-    <w:lvlOverride w:ilvl="0">
-      <w:startOverride w:val="1"/>
-    </w:lvlOverride>
-    <w:lvlOverride w:ilvl="1">
-      <w:startOverride w:val="1"/>
-    </w:lvlOverride>
-    <w:lvlOverride w:ilvl="2">
-      <w:startOverride w:val="1"/>
-    </w:lvlOverride>
-    <w:lvlOverride w:ilvl="3">
-      <w:startOverride w:val="1"/>
-    </w:lvlOverride>
-    <w:lvlOverride w:ilvl="4">
-      <w:startOverride w:val="1"/>
-    </w:lvlOverride>
-    <w:lvlOverride w:ilvl="5">
-      <w:startOverride w:val="1"/>
-    </w:lvlOverride>
-    <w:lvlOverride w:ilvl="6">
-      <w:startOverride w:val="1"/>
-    </w:lvlOverride>
-    <w:lvlOverride w:ilvl="7">
-      <w:startOverride w:val="1"/>
-    </w:lvlOverride>
-    <w:lvlOverride w:ilvl="8">
-      <w:startOverride w:val="1"/>
-    </w:lvlOverride>
+    <w:abstractNumId w:val="991"/>
   </w:num>
   <w:num w:numId="1007">
     <w:abstractNumId w:val="99411"/>
@@ -11968,6 +12708,66 @@
     </w:lvlOverride>
   </w:num>
   <w:num w:numId="1008">
+    <w:abstractNumId w:val="99411"/>
+    <w:lvlOverride w:ilvl="0">
+      <w:startOverride w:val="1"/>
+    </w:lvlOverride>
+    <w:lvlOverride w:ilvl="1">
+      <w:startOverride w:val="1"/>
+    </w:lvlOverride>
+    <w:lvlOverride w:ilvl="2">
+      <w:startOverride w:val="1"/>
+    </w:lvlOverride>
+    <w:lvlOverride w:ilvl="3">
+      <w:startOverride w:val="1"/>
+    </w:lvlOverride>
+    <w:lvlOverride w:ilvl="4">
+      <w:startOverride w:val="1"/>
+    </w:lvlOverride>
+    <w:lvlOverride w:ilvl="5">
+      <w:startOverride w:val="1"/>
+    </w:lvlOverride>
+    <w:lvlOverride w:ilvl="6">
+      <w:startOverride w:val="1"/>
+    </w:lvlOverride>
+    <w:lvlOverride w:ilvl="7">
+      <w:startOverride w:val="1"/>
+    </w:lvlOverride>
+    <w:lvlOverride w:ilvl="8">
+      <w:startOverride w:val="1"/>
+    </w:lvlOverride>
+  </w:num>
+  <w:num w:numId="1009">
+    <w:abstractNumId w:val="99411"/>
+    <w:lvlOverride w:ilvl="0">
+      <w:startOverride w:val="1"/>
+    </w:lvlOverride>
+    <w:lvlOverride w:ilvl="1">
+      <w:startOverride w:val="1"/>
+    </w:lvlOverride>
+    <w:lvlOverride w:ilvl="2">
+      <w:startOverride w:val="1"/>
+    </w:lvlOverride>
+    <w:lvlOverride w:ilvl="3">
+      <w:startOverride w:val="1"/>
+    </w:lvlOverride>
+    <w:lvlOverride w:ilvl="4">
+      <w:startOverride w:val="1"/>
+    </w:lvlOverride>
+    <w:lvlOverride w:ilvl="5">
+      <w:startOverride w:val="1"/>
+    </w:lvlOverride>
+    <w:lvlOverride w:ilvl="6">
+      <w:startOverride w:val="1"/>
+    </w:lvlOverride>
+    <w:lvlOverride w:ilvl="7">
+      <w:startOverride w:val="1"/>
+    </w:lvlOverride>
+    <w:lvlOverride w:ilvl="8">
+      <w:startOverride w:val="1"/>
+    </w:lvlOverride>
+  </w:num>
+  <w:num w:numId="1010">
     <w:abstractNumId w:val="991"/>
   </w:num>
 </w:numbering>
